--- a/CÔNG TY TNHH SẢN XUẤT VẠN SỰ PHÚC/VanSuPhuc_ThayDoi_CSH_DDPL/VanSuPhuc_ThayDoi_CSH_DDPL/VanSuPhuc_ThayDoiDDPL_MauSo13.docx
+++ b/CÔNG TY TNHH SẢN XUẤT VẠN SỰ PHÚC/VanSuPhuc_ThayDoi_CSH_DDPL/VanSuPhuc_ThayDoi_CSH_DDPL/VanSuPhuc_ThayDoiDDPL_MauSo13.docx
@@ -974,8 +974,6 @@
         </w:rPr>
         <w:t>Chủ tịch công ty kiêm Giám đốc</w:t>
       </w:r>
-      <w:bookmarkStart w:id="2" w:name="_GoBack"/>
-      <w:bookmarkEnd w:id="2"/>
     </w:p>
     <w:p>
       <w:pPr>
@@ -1691,19 +1689,10 @@
                 <w:sz w:val="26"/>
                 <w:szCs w:val="26"/>
               </w:rPr>
-              <w:t>CHỦ TỊCH CÔNG TY/CHỦ TỊCH HỘI ĐỒNG THÀNH VIÊN/CHỦ TỊCH HỘI ĐỒNG QUẢN TRỊ/</w:t>
-            </w:r>
-            <w:r>
-              <w:rPr>
-                <w:rFonts w:ascii="Times New Roman" w:eastAsia="Times New Roman" w:hAnsi="Times New Roman" w:cs="Times New Roman"/>
-                <w:b/>
-                <w:spacing w:val="-10"/>
-                <w:sz w:val="26"/>
-                <w:szCs w:val="26"/>
-              </w:rPr>
-              <w:br/>
-              <w:t>NGƯỜI ĐƯỢC ỦY QUYỀN/NGƯỜI ĐẠI DIỆN</w:t>
-            </w:r>
+              <w:t>CHỦ TỊCH CÔNG TY</w:t>
+            </w:r>
+            <w:bookmarkStart w:id="2" w:name="_GoBack"/>
+            <w:bookmarkEnd w:id="2"/>
           </w:p>
           <w:p>
             <w:pPr>

--- a/CÔNG TY TNHH SẢN XUẤT VẠN SỰ PHÚC/VanSuPhuc_ThayDoi_CSH_DDPL/VanSuPhuc_ThayDoi_CSH_DDPL/VanSuPhuc_ThayDoiDDPL_MauSo13.docx
+++ b/CÔNG TY TNHH SẢN XUẤT VẠN SỰ PHÚC/VanSuPhuc_ThayDoi_CSH_DDPL/VanSuPhuc_ThayDoi_CSH_DDPL/VanSuPhuc_ThayDoiDDPL_MauSo13.docx
@@ -375,8 +375,10 @@
                 <w:sz w:val="26"/>
                 <w:szCs w:val="26"/>
               </w:rPr>
-              <w:t>9</w:t>
-            </w:r>
+              <w:t>26</w:t>
+            </w:r>
+            <w:bookmarkStart w:id="1" w:name="_GoBack"/>
+            <w:bookmarkEnd w:id="1"/>
             <w:r>
               <w:rPr>
                 <w:rFonts w:ascii="Times New Roman" w:eastAsia="Times New Roman" w:hAnsi="Times New Roman" w:cs="Times New Roman"/>
@@ -924,7 +926,7 @@
           <w:szCs w:val="28"/>
         </w:rPr>
       </w:pPr>
-      <w:bookmarkStart w:id="1" w:name="_Hlk185520090"/>
+      <w:bookmarkStart w:id="2" w:name="_Hlk185520090"/>
       <w:r>
         <w:rPr>
           <w:rFonts w:ascii="Times New Roman" w:eastAsia="Times New Roman" w:hAnsi="Times New Roman" w:cs="Times New Roman"/>
@@ -943,7 +945,7 @@
         <w:t>091191009007</w:t>
       </w:r>
     </w:p>
-    <w:bookmarkEnd w:id="1"/>
+    <w:bookmarkEnd w:id="2"/>
     <w:p>
       <w:pPr>
         <w:tabs>
@@ -1691,8 +1693,6 @@
               </w:rPr>
               <w:t>CHỦ TỊCH CÔNG TY</w:t>
             </w:r>
-            <w:bookmarkStart w:id="2" w:name="_GoBack"/>
-            <w:bookmarkEnd w:id="2"/>
           </w:p>
           <w:p>
             <w:pPr>
@@ -1807,7 +1807,7 @@
           <w:szCs w:val="26"/>
           <w:lang w:val="sv-SE"/>
         </w:rPr>
-        <w:t>LƯU THỊ MAI KHANH</w:t>
+        <w:t>HỨA NGỌC HẠNH</w:t>
       </w:r>
     </w:p>
     <w:sectPr>

--- a/CÔNG TY TNHH SẢN XUẤT VẠN SỰ PHÚC/VanSuPhuc_ThayDoi_CSH_DDPL/VanSuPhuc_ThayDoi_CSH_DDPL/VanSuPhuc_ThayDoiDDPL_MauSo13.docx
+++ b/CÔNG TY TNHH SẢN XUẤT VẠN SỰ PHÚC/VanSuPhuc_ThayDoi_CSH_DDPL/VanSuPhuc_ThayDoi_CSH_DDPL/VanSuPhuc_ThayDoiDDPL_MauSo13.docx
@@ -1,6 +1,6 @@
 
 <file path=word/document.xml><?xml version="1.0" encoding="utf-8"?>
-<w:document xmlns:wpc="http://schemas.microsoft.com/office/word/2010/wordprocessingCanvas" xmlns:cx="http://schemas.microsoft.com/office/drawing/2014/chartex" xmlns:cx1="http://schemas.microsoft.com/office/drawing/2015/9/8/chartex" xmlns:mc="http://schemas.openxmlformats.org/markup-compatibility/2006" xmlns:o="urn:schemas-microsoft-com:office:office" xmlns:r="http://schemas.openxmlformats.org/officeDocument/2006/relationships" xmlns:m="http://schemas.openxmlformats.org/officeDocument/2006/math" xmlns:v="urn:schemas-microsoft-com:vml" xmlns:wp14="http://schemas.microsoft.com/office/word/2010/wordprocessingDrawing" xmlns:wp="http://schemas.openxmlformats.org/drawingml/2006/wordprocessingDrawing" xmlns:w10="urn:schemas-microsoft-com:office:word" xmlns:w="http://schemas.openxmlformats.org/wordprocessingml/2006/main" xmlns:w14="http://schemas.microsoft.com/office/word/2010/wordml" xmlns:w15="http://schemas.microsoft.com/office/word/2012/wordml" xmlns:w16se="http://schemas.microsoft.com/office/word/2015/wordml/symex" xmlns:wpg="http://schemas.microsoft.com/office/word/2010/wordprocessingGroup" xmlns:wpi="http://schemas.microsoft.com/office/word/2010/wordprocessingInk" xmlns:wne="http://schemas.microsoft.com/office/word/2006/wordml" xmlns:wps="http://schemas.microsoft.com/office/word/2010/wordprocessingShape" mc:Ignorable="w14 w15 w16se wp14">
+<w:document xmlns:wpc="http://schemas.microsoft.com/office/word/2010/wordprocessingCanvas" xmlns:cx="http://schemas.microsoft.com/office/drawing/2014/chartex" xmlns:cx1="http://schemas.microsoft.com/office/drawing/2015/9/8/chartex" xmlns:cx2="http://schemas.microsoft.com/office/drawing/2015/10/21/chartex" xmlns:cx3="http://schemas.microsoft.com/office/drawing/2016/5/9/chartex" xmlns:cx4="http://schemas.microsoft.com/office/drawing/2016/5/10/chartex" xmlns:cx5="http://schemas.microsoft.com/office/drawing/2016/5/11/chartex" xmlns:cx6="http://schemas.microsoft.com/office/drawing/2016/5/12/chartex" xmlns:cx7="http://schemas.microsoft.com/office/drawing/2016/5/13/chartex" xmlns:cx8="http://schemas.microsoft.com/office/drawing/2016/5/14/chartex" xmlns:mc="http://schemas.openxmlformats.org/markup-compatibility/2006" xmlns:aink="http://schemas.microsoft.com/office/drawing/2016/ink" xmlns:am3d="http://schemas.microsoft.com/office/drawing/2017/model3d" xmlns:o="urn:schemas-microsoft-com:office:office" xmlns:oel="http://schemas.microsoft.com/office/2019/extlst" xmlns:r="http://schemas.openxmlformats.org/officeDocument/2006/relationships" xmlns:m="http://schemas.openxmlformats.org/officeDocument/2006/math" xmlns:v="urn:schemas-microsoft-com:vml" xmlns:wp14="http://schemas.microsoft.com/office/word/2010/wordprocessingDrawing" xmlns:wp="http://schemas.openxmlformats.org/drawingml/2006/wordprocessingDrawing" xmlns:w10="urn:schemas-microsoft-com:office:word" xmlns:w="http://schemas.openxmlformats.org/wordprocessingml/2006/main" xmlns:w14="http://schemas.microsoft.com/office/word/2010/wordml" xmlns:w15="http://schemas.microsoft.com/office/word/2012/wordml" xmlns:w16cex="http://schemas.microsoft.com/office/word/2018/wordml/cex" xmlns:w16cid="http://schemas.microsoft.com/office/word/2016/wordml/cid" xmlns:w16="http://schemas.microsoft.com/office/word/2018/wordml" xmlns:w16du="http://schemas.microsoft.com/office/word/2023/wordml/word16du" xmlns:w16sdtdh="http://schemas.microsoft.com/office/word/2020/wordml/sdtdatahash" xmlns:w16sdtfl="http://schemas.microsoft.com/office/word/2024/wordml/sdtformatlock" xmlns:w16se="http://schemas.microsoft.com/office/word/2015/wordml/symex" xmlns:wpg="http://schemas.microsoft.com/office/word/2010/wordprocessingGroup" xmlns:wpi="http://schemas.microsoft.com/office/word/2010/wordprocessingInk" xmlns:wne="http://schemas.microsoft.com/office/word/2006/wordml" xmlns:wps="http://schemas.microsoft.com/office/word/2010/wordprocessingShape" mc:Ignorable="w14 w15 w16se w16cid w16 w16cex w16sdtdh w16sdtfl w16du wp14">
   <w:body>
     <w:p>
       <w:pPr>
@@ -104,6 +104,7 @@
                 <w:rFonts w:ascii="Times New Roman" w:eastAsia="Times New Roman" w:hAnsi="Times New Roman" w:cs="Times New Roman"/>
                 <w:sz w:val="26"/>
                 <w:szCs w:val="26"/>
+                <w:lang w:val="vi-VN"/>
               </w:rPr>
             </w:pPr>
             <w:r>
@@ -116,7 +117,7 @@
               <mc:AlternateContent>
                 <mc:Choice Requires="wps">
                   <w:drawing>
-                    <wp:anchor distT="0" distB="0" distL="114300" distR="114300" simplePos="0" relativeHeight="251659264" behindDoc="0" locked="0" layoutInCell="1" allowOverlap="1" wp14:anchorId="43B80145" wp14:editId="05159D58">
+                    <wp:anchor distT="0" distB="0" distL="114300" distR="114300" simplePos="0" relativeHeight="251659264" behindDoc="0" locked="0" layoutInCell="1" allowOverlap="1" wp14:anchorId="4508A61E" wp14:editId="77D9B665">
                       <wp:simplePos x="0" y="0"/>
                       <wp:positionH relativeFrom="margin">
                         <wp:posOffset>651510</wp:posOffset>
@@ -199,6 +200,7 @@
                 <w:b/>
                 <w:sz w:val="26"/>
                 <w:szCs w:val="26"/>
+                <w:lang w:val="vi-VN"/>
               </w:rPr>
             </w:pPr>
             <w:r>
@@ -207,6 +209,7 @@
                 <w:b/>
                 <w:sz w:val="26"/>
                 <w:szCs w:val="26"/>
+                <w:lang w:val="vi-VN"/>
               </w:rPr>
               <w:t>CỘNG HÒA XÃ HỘI CHỦ NGHĨA VIỆT NAM</w:t>
             </w:r>
@@ -232,7 +235,7 @@
               <mc:AlternateContent>
                 <mc:Choice Requires="wps">
                   <w:drawing>
-                    <wp:anchor distT="4294967295" distB="4294967295" distL="114300" distR="114300" simplePos="0" relativeHeight="251660288" behindDoc="0" locked="0" layoutInCell="1" allowOverlap="1" wp14:anchorId="602C9379" wp14:editId="29226E7D">
+                    <wp:anchor distT="4294967295" distB="4294967295" distL="114300" distR="114300" simplePos="0" relativeHeight="251660288" behindDoc="0" locked="0" layoutInCell="1" allowOverlap="1" wp14:anchorId="7637374D" wp14:editId="3F51737E">
                       <wp:simplePos x="0" y="0"/>
                       <wp:positionH relativeFrom="margin">
                         <wp:align>center</wp:align>
@@ -377,8 +380,6 @@
               </w:rPr>
               <w:t>26</w:t>
             </w:r>
-            <w:bookmarkStart w:id="1" w:name="_GoBack"/>
-            <w:bookmarkEnd w:id="1"/>
             <w:r>
               <w:rPr>
                 <w:rFonts w:ascii="Times New Roman" w:eastAsia="Times New Roman" w:hAnsi="Times New Roman" w:cs="Times New Roman"/>
@@ -441,7 +442,7 @@
         <mc:AlternateContent>
           <mc:Choice Requires="wps">
             <w:drawing>
-              <wp:anchor distT="0" distB="0" distL="114300" distR="114300" simplePos="0" relativeHeight="251661312" behindDoc="0" locked="0" layoutInCell="1" allowOverlap="1" wp14:anchorId="1867F147" wp14:editId="669FEDEF">
+              <wp:anchor distT="0" distB="0" distL="114300" distR="114300" simplePos="0" relativeHeight="251661312" behindDoc="0" locked="0" layoutInCell="1" allowOverlap="1" wp14:anchorId="32C87F9E" wp14:editId="50D497E1">
                 <wp:simplePos x="0" y="0"/>
                 <wp:positionH relativeFrom="margin">
                   <wp:posOffset>2171700</wp:posOffset>
@@ -705,7 +706,7 @@
           <w:szCs w:val="26"/>
           <w:lang w:val="vi-VN" w:eastAsia="zh-CN"/>
         </w:rPr>
-        <w:t>080193017636</w:t>
+        <w:t>091191009007</w:t>
       </w:r>
     </w:p>
     <w:p>
@@ -824,7 +825,6 @@
           <w:bCs/>
           <w:sz w:val="26"/>
           <w:szCs w:val="26"/>
-          <w:lang w:val="sv-SE"/>
         </w:rPr>
         <w:t>HỨA NGỌC HẠNH</w:t>
       </w:r>
@@ -858,7 +858,6 @@
           <w:rFonts w:ascii="Times New Roman" w:hAnsi="Times New Roman" w:cs="Times New Roman"/>
           <w:sz w:val="26"/>
           <w:szCs w:val="26"/>
-          <w:lang w:val="sv-SE"/>
         </w:rPr>
         <w:t>14/07/1991</w:t>
       </w:r>
@@ -926,7 +925,7 @@
           <w:szCs w:val="28"/>
         </w:rPr>
       </w:pPr>
-      <w:bookmarkStart w:id="2" w:name="_Hlk185520090"/>
+      <w:bookmarkStart w:id="1" w:name="_Hlk185520090"/>
       <w:r>
         <w:rPr>
           <w:rFonts w:ascii="Times New Roman" w:eastAsia="Times New Roman" w:hAnsi="Times New Roman" w:cs="Times New Roman"/>
@@ -945,7 +944,7 @@
         <w:t>091191009007</w:t>
       </w:r>
     </w:p>
-    <w:bookmarkEnd w:id="2"/>
+    <w:bookmarkEnd w:id="1"/>
     <w:p>
       <w:pPr>
         <w:tabs>
@@ -1794,7 +1793,6 @@
           <w:bCs/>
           <w:sz w:val="26"/>
           <w:szCs w:val="26"/>
-          <w:lang w:val="sv-SE"/>
         </w:rPr>
         <w:t xml:space="preserve">                                                  </w:t>
       </w:r>
@@ -1828,7 +1826,7 @@
 </file>
 
 <file path=word/endnotes.xml><?xml version="1.0" encoding="utf-8"?>
-<w:endnotes xmlns:wpc="http://schemas.microsoft.com/office/word/2010/wordprocessingCanvas" xmlns:cx="http://schemas.microsoft.com/office/drawing/2014/chartex" xmlns:cx1="http://schemas.microsoft.com/office/drawing/2015/9/8/chartex" xmlns:mc="http://schemas.openxmlformats.org/markup-compatibility/2006" xmlns:o="urn:schemas-microsoft-com:office:office" xmlns:r="http://schemas.openxmlformats.org/officeDocument/2006/relationships" xmlns:m="http://schemas.openxmlformats.org/officeDocument/2006/math" xmlns:v="urn:schemas-microsoft-com:vml" xmlns:wp14="http://schemas.microsoft.com/office/word/2010/wordprocessingDrawing" xmlns:wp="http://schemas.openxmlformats.org/drawingml/2006/wordprocessingDrawing" xmlns:w10="urn:schemas-microsoft-com:office:word" xmlns:w="http://schemas.openxmlformats.org/wordprocessingml/2006/main" xmlns:w14="http://schemas.microsoft.com/office/word/2010/wordml" xmlns:w15="http://schemas.microsoft.com/office/word/2012/wordml" xmlns:w16se="http://schemas.microsoft.com/office/word/2015/wordml/symex" xmlns:wpg="http://schemas.microsoft.com/office/word/2010/wordprocessingGroup" xmlns:wpi="http://schemas.microsoft.com/office/word/2010/wordprocessingInk" xmlns:wne="http://schemas.microsoft.com/office/word/2006/wordml" xmlns:wps="http://schemas.microsoft.com/office/word/2010/wordprocessingShape" mc:Ignorable="w14 w15 w16se wp14">
+<w:endnotes xmlns:wpc="http://schemas.microsoft.com/office/word/2010/wordprocessingCanvas" xmlns:cx="http://schemas.microsoft.com/office/drawing/2014/chartex" xmlns:cx1="http://schemas.microsoft.com/office/drawing/2015/9/8/chartex" xmlns:cx2="http://schemas.microsoft.com/office/drawing/2015/10/21/chartex" xmlns:cx3="http://schemas.microsoft.com/office/drawing/2016/5/9/chartex" xmlns:cx4="http://schemas.microsoft.com/office/drawing/2016/5/10/chartex" xmlns:cx5="http://schemas.microsoft.com/office/drawing/2016/5/11/chartex" xmlns:cx6="http://schemas.microsoft.com/office/drawing/2016/5/12/chartex" xmlns:cx7="http://schemas.microsoft.com/office/drawing/2016/5/13/chartex" xmlns:cx8="http://schemas.microsoft.com/office/drawing/2016/5/14/chartex" xmlns:mc="http://schemas.openxmlformats.org/markup-compatibility/2006" xmlns:aink="http://schemas.microsoft.com/office/drawing/2016/ink" xmlns:am3d="http://schemas.microsoft.com/office/drawing/2017/model3d" xmlns:o="urn:schemas-microsoft-com:office:office" xmlns:oel="http://schemas.microsoft.com/office/2019/extlst" xmlns:r="http://schemas.openxmlformats.org/officeDocument/2006/relationships" xmlns:m="http://schemas.openxmlformats.org/officeDocument/2006/math" xmlns:v="urn:schemas-microsoft-com:vml" xmlns:wp14="http://schemas.microsoft.com/office/word/2010/wordprocessingDrawing" xmlns:wp="http://schemas.openxmlformats.org/drawingml/2006/wordprocessingDrawing" xmlns:w10="urn:schemas-microsoft-com:office:word" xmlns:w="http://schemas.openxmlformats.org/wordprocessingml/2006/main" xmlns:w14="http://schemas.microsoft.com/office/word/2010/wordml" xmlns:w15="http://schemas.microsoft.com/office/word/2012/wordml" xmlns:w16cex="http://schemas.microsoft.com/office/word/2018/wordml/cex" xmlns:w16cid="http://schemas.microsoft.com/office/word/2016/wordml/cid" xmlns:w16="http://schemas.microsoft.com/office/word/2018/wordml" xmlns:w16du="http://schemas.microsoft.com/office/word/2023/wordml/word16du" xmlns:w16sdtdh="http://schemas.microsoft.com/office/word/2020/wordml/sdtdatahash" xmlns:w16sdtfl="http://schemas.microsoft.com/office/word/2024/wordml/sdtformatlock" xmlns:w16se="http://schemas.microsoft.com/office/word/2015/wordml/symex" xmlns:wpg="http://schemas.microsoft.com/office/word/2010/wordprocessingGroup" xmlns:wpi="http://schemas.microsoft.com/office/word/2010/wordprocessingInk" xmlns:wne="http://schemas.microsoft.com/office/word/2006/wordml" xmlns:wps="http://schemas.microsoft.com/office/word/2010/wordprocessingShape" mc:Ignorable="w14 w15 w16se w16cid w16 w16cex w16sdtdh w16sdtfl w16du wp14">
   <w:endnote w:type="separator" w:id="-1">
     <w:p>
       <w:pPr>
@@ -1853,7 +1851,7 @@
 </file>
 
 <file path=word/footnotes.xml><?xml version="1.0" encoding="utf-8"?>
-<w:footnotes xmlns:wpc="http://schemas.microsoft.com/office/word/2010/wordprocessingCanvas" xmlns:cx="http://schemas.microsoft.com/office/drawing/2014/chartex" xmlns:cx1="http://schemas.microsoft.com/office/drawing/2015/9/8/chartex" xmlns:mc="http://schemas.openxmlformats.org/markup-compatibility/2006" xmlns:o="urn:schemas-microsoft-com:office:office" xmlns:r="http://schemas.openxmlformats.org/officeDocument/2006/relationships" xmlns:m="http://schemas.openxmlformats.org/officeDocument/2006/math" xmlns:v="urn:schemas-microsoft-com:vml" xmlns:wp14="http://schemas.microsoft.com/office/word/2010/wordprocessingDrawing" xmlns:wp="http://schemas.openxmlformats.org/drawingml/2006/wordprocessingDrawing" xmlns:w10="urn:schemas-microsoft-com:office:word" xmlns:w="http://schemas.openxmlformats.org/wordprocessingml/2006/main" xmlns:w14="http://schemas.microsoft.com/office/word/2010/wordml" xmlns:w15="http://schemas.microsoft.com/office/word/2012/wordml" xmlns:w16se="http://schemas.microsoft.com/office/word/2015/wordml/symex" xmlns:wpg="http://schemas.microsoft.com/office/word/2010/wordprocessingGroup" xmlns:wpi="http://schemas.microsoft.com/office/word/2010/wordprocessingInk" xmlns:wne="http://schemas.microsoft.com/office/word/2006/wordml" xmlns:wps="http://schemas.microsoft.com/office/word/2010/wordprocessingShape" mc:Ignorable="w14 w15 w16se wp14">
+<w:footnotes xmlns:wpc="http://schemas.microsoft.com/office/word/2010/wordprocessingCanvas" xmlns:cx="http://schemas.microsoft.com/office/drawing/2014/chartex" xmlns:cx1="http://schemas.microsoft.com/office/drawing/2015/9/8/chartex" xmlns:cx2="http://schemas.microsoft.com/office/drawing/2015/10/21/chartex" xmlns:cx3="http://schemas.microsoft.com/office/drawing/2016/5/9/chartex" xmlns:cx4="http://schemas.microsoft.com/office/drawing/2016/5/10/chartex" xmlns:cx5="http://schemas.microsoft.com/office/drawing/2016/5/11/chartex" xmlns:cx6="http://schemas.microsoft.com/office/drawing/2016/5/12/chartex" xmlns:cx7="http://schemas.microsoft.com/office/drawing/2016/5/13/chartex" xmlns:cx8="http://schemas.microsoft.com/office/drawing/2016/5/14/chartex" xmlns:mc="http://schemas.openxmlformats.org/markup-compatibility/2006" xmlns:aink="http://schemas.microsoft.com/office/drawing/2016/ink" xmlns:am3d="http://schemas.microsoft.com/office/drawing/2017/model3d" xmlns:o="urn:schemas-microsoft-com:office:office" xmlns:oel="http://schemas.microsoft.com/office/2019/extlst" xmlns:r="http://schemas.openxmlformats.org/officeDocument/2006/relationships" xmlns:m="http://schemas.openxmlformats.org/officeDocument/2006/math" xmlns:v="urn:schemas-microsoft-com:vml" xmlns:wp14="http://schemas.microsoft.com/office/word/2010/wordprocessingDrawing" xmlns:wp="http://schemas.openxmlformats.org/drawingml/2006/wordprocessingDrawing" xmlns:w10="urn:schemas-microsoft-com:office:word" xmlns:w="http://schemas.openxmlformats.org/wordprocessingml/2006/main" xmlns:w14="http://schemas.microsoft.com/office/word/2010/wordml" xmlns:w15="http://schemas.microsoft.com/office/word/2012/wordml" xmlns:w16cex="http://schemas.microsoft.com/office/word/2018/wordml/cex" xmlns:w16cid="http://schemas.microsoft.com/office/word/2016/wordml/cid" xmlns:w16="http://schemas.microsoft.com/office/word/2018/wordml" xmlns:w16du="http://schemas.microsoft.com/office/word/2023/wordml/word16du" xmlns:w16sdtdh="http://schemas.microsoft.com/office/word/2020/wordml/sdtdatahash" xmlns:w16sdtfl="http://schemas.microsoft.com/office/word/2024/wordml/sdtformatlock" xmlns:w16se="http://schemas.microsoft.com/office/word/2015/wordml/symex" xmlns:wpg="http://schemas.microsoft.com/office/word/2010/wordprocessingGroup" xmlns:wpi="http://schemas.microsoft.com/office/word/2010/wordprocessingInk" xmlns:wne="http://schemas.microsoft.com/office/word/2006/wordml" xmlns:wps="http://schemas.microsoft.com/office/word/2010/wordprocessingShape" mc:Ignorable="w14 w15 w16se w16cid w16 w16cex w16sdtdh w16sdtfl w16du wp14">
   <w:footnote w:type="separator" w:id="-1">
     <w:p>
       <w:pPr>
@@ -2007,7 +2005,7 @@
 </file>
 
 <file path=word/header1.xml><?xml version="1.0" encoding="utf-8"?>
-<w:hdr xmlns:wpc="http://schemas.microsoft.com/office/word/2010/wordprocessingCanvas" xmlns:cx="http://schemas.microsoft.com/office/drawing/2014/chartex" xmlns:cx1="http://schemas.microsoft.com/office/drawing/2015/9/8/chartex" xmlns:mc="http://schemas.openxmlformats.org/markup-compatibility/2006" xmlns:o="urn:schemas-microsoft-com:office:office" xmlns:r="http://schemas.openxmlformats.org/officeDocument/2006/relationships" xmlns:m="http://schemas.openxmlformats.org/officeDocument/2006/math" xmlns:v="urn:schemas-microsoft-com:vml" xmlns:wp14="http://schemas.microsoft.com/office/word/2010/wordprocessingDrawing" xmlns:wp="http://schemas.openxmlformats.org/drawingml/2006/wordprocessingDrawing" xmlns:w10="urn:schemas-microsoft-com:office:word" xmlns:w="http://schemas.openxmlformats.org/wordprocessingml/2006/main" xmlns:w14="http://schemas.microsoft.com/office/word/2010/wordml" xmlns:w15="http://schemas.microsoft.com/office/word/2012/wordml" xmlns:w16se="http://schemas.microsoft.com/office/word/2015/wordml/symex" xmlns:wpg="http://schemas.microsoft.com/office/word/2010/wordprocessingGroup" xmlns:wpi="http://schemas.microsoft.com/office/word/2010/wordprocessingInk" xmlns:wne="http://schemas.microsoft.com/office/word/2006/wordml" xmlns:wps="http://schemas.microsoft.com/office/word/2010/wordprocessingShape" mc:Ignorable="w14 w15 w16se wp14">
+<w:hdr xmlns:wpc="http://schemas.microsoft.com/office/word/2010/wordprocessingCanvas" xmlns:cx="http://schemas.microsoft.com/office/drawing/2014/chartex" xmlns:cx1="http://schemas.microsoft.com/office/drawing/2015/9/8/chartex" xmlns:cx2="http://schemas.microsoft.com/office/drawing/2015/10/21/chartex" xmlns:cx3="http://schemas.microsoft.com/office/drawing/2016/5/9/chartex" xmlns:cx4="http://schemas.microsoft.com/office/drawing/2016/5/10/chartex" xmlns:cx5="http://schemas.microsoft.com/office/drawing/2016/5/11/chartex" xmlns:cx6="http://schemas.microsoft.com/office/drawing/2016/5/12/chartex" xmlns:cx7="http://schemas.microsoft.com/office/drawing/2016/5/13/chartex" xmlns:cx8="http://schemas.microsoft.com/office/drawing/2016/5/14/chartex" xmlns:mc="http://schemas.openxmlformats.org/markup-compatibility/2006" xmlns:aink="http://schemas.microsoft.com/office/drawing/2016/ink" xmlns:am3d="http://schemas.microsoft.com/office/drawing/2017/model3d" xmlns:o="urn:schemas-microsoft-com:office:office" xmlns:oel="http://schemas.microsoft.com/office/2019/extlst" xmlns:r="http://schemas.openxmlformats.org/officeDocument/2006/relationships" xmlns:m="http://schemas.openxmlformats.org/officeDocument/2006/math" xmlns:v="urn:schemas-microsoft-com:vml" xmlns:wp14="http://schemas.microsoft.com/office/word/2010/wordprocessingDrawing" xmlns:wp="http://schemas.openxmlformats.org/drawingml/2006/wordprocessingDrawing" xmlns:w10="urn:schemas-microsoft-com:office:word" xmlns:w="http://schemas.openxmlformats.org/wordprocessingml/2006/main" xmlns:w14="http://schemas.microsoft.com/office/word/2010/wordml" xmlns:w15="http://schemas.microsoft.com/office/word/2012/wordml" xmlns:w16cex="http://schemas.microsoft.com/office/word/2018/wordml/cex" xmlns:w16cid="http://schemas.microsoft.com/office/word/2016/wordml/cid" xmlns:w16="http://schemas.microsoft.com/office/word/2018/wordml" xmlns:w16du="http://schemas.microsoft.com/office/word/2023/wordml/word16du" xmlns:w16sdtdh="http://schemas.microsoft.com/office/word/2020/wordml/sdtdatahash" xmlns:w16sdtfl="http://schemas.microsoft.com/office/word/2024/wordml/sdtformatlock" xmlns:w16se="http://schemas.microsoft.com/office/word/2015/wordml/symex" xmlns:wpg="http://schemas.microsoft.com/office/word/2010/wordprocessingGroup" xmlns:wpi="http://schemas.microsoft.com/office/word/2010/wordprocessingInk" xmlns:wne="http://schemas.microsoft.com/office/word/2006/wordml" xmlns:wps="http://schemas.microsoft.com/office/word/2010/wordprocessingShape" mc:Ignorable="w14 w15 w16se w16cid w16 w16cex w16sdtdh w16sdtfl w16du wp14">
   <w:p>
     <w:pPr>
       <w:pStyle w:val="Header"/>
@@ -2039,7 +2037,7 @@
 </file>
 
 <file path=word/header2.xml><?xml version="1.0" encoding="utf-8"?>
-<w:hdr xmlns:wpc="http://schemas.microsoft.com/office/word/2010/wordprocessingCanvas" xmlns:cx="http://schemas.microsoft.com/office/drawing/2014/chartex" xmlns:cx1="http://schemas.microsoft.com/office/drawing/2015/9/8/chartex" xmlns:mc="http://schemas.openxmlformats.org/markup-compatibility/2006" xmlns:o="urn:schemas-microsoft-com:office:office" xmlns:r="http://schemas.openxmlformats.org/officeDocument/2006/relationships" xmlns:m="http://schemas.openxmlformats.org/officeDocument/2006/math" xmlns:v="urn:schemas-microsoft-com:vml" xmlns:wp14="http://schemas.microsoft.com/office/word/2010/wordprocessingDrawing" xmlns:wp="http://schemas.openxmlformats.org/drawingml/2006/wordprocessingDrawing" xmlns:w10="urn:schemas-microsoft-com:office:word" xmlns:w="http://schemas.openxmlformats.org/wordprocessingml/2006/main" xmlns:w14="http://schemas.microsoft.com/office/word/2010/wordml" xmlns:w15="http://schemas.microsoft.com/office/word/2012/wordml" xmlns:w16se="http://schemas.microsoft.com/office/word/2015/wordml/symex" xmlns:wpg="http://schemas.microsoft.com/office/word/2010/wordprocessingGroup" xmlns:wpi="http://schemas.microsoft.com/office/word/2010/wordprocessingInk" xmlns:wne="http://schemas.microsoft.com/office/word/2006/wordml" xmlns:wps="http://schemas.microsoft.com/office/word/2010/wordprocessingShape" mc:Ignorable="w14 w15 w16se wp14">
+<w:hdr xmlns:wpc="http://schemas.microsoft.com/office/word/2010/wordprocessingCanvas" xmlns:cx="http://schemas.microsoft.com/office/drawing/2014/chartex" xmlns:cx1="http://schemas.microsoft.com/office/drawing/2015/9/8/chartex" xmlns:cx2="http://schemas.microsoft.com/office/drawing/2015/10/21/chartex" xmlns:cx3="http://schemas.microsoft.com/office/drawing/2016/5/9/chartex" xmlns:cx4="http://schemas.microsoft.com/office/drawing/2016/5/10/chartex" xmlns:cx5="http://schemas.microsoft.com/office/drawing/2016/5/11/chartex" xmlns:cx6="http://schemas.microsoft.com/office/drawing/2016/5/12/chartex" xmlns:cx7="http://schemas.microsoft.com/office/drawing/2016/5/13/chartex" xmlns:cx8="http://schemas.microsoft.com/office/drawing/2016/5/14/chartex" xmlns:mc="http://schemas.openxmlformats.org/markup-compatibility/2006" xmlns:aink="http://schemas.microsoft.com/office/drawing/2016/ink" xmlns:am3d="http://schemas.microsoft.com/office/drawing/2017/model3d" xmlns:o="urn:schemas-microsoft-com:office:office" xmlns:oel="http://schemas.microsoft.com/office/2019/extlst" xmlns:r="http://schemas.openxmlformats.org/officeDocument/2006/relationships" xmlns:m="http://schemas.openxmlformats.org/officeDocument/2006/math" xmlns:v="urn:schemas-microsoft-com:vml" xmlns:wp14="http://schemas.microsoft.com/office/word/2010/wordprocessingDrawing" xmlns:wp="http://schemas.openxmlformats.org/drawingml/2006/wordprocessingDrawing" xmlns:w10="urn:schemas-microsoft-com:office:word" xmlns:w="http://schemas.openxmlformats.org/wordprocessingml/2006/main" xmlns:w14="http://schemas.microsoft.com/office/word/2010/wordml" xmlns:w15="http://schemas.microsoft.com/office/word/2012/wordml" xmlns:w16cex="http://schemas.microsoft.com/office/word/2018/wordml/cex" xmlns:w16cid="http://schemas.microsoft.com/office/word/2016/wordml/cid" xmlns:w16="http://schemas.microsoft.com/office/word/2018/wordml" xmlns:w16du="http://schemas.microsoft.com/office/word/2023/wordml/word16du" xmlns:w16sdtdh="http://schemas.microsoft.com/office/word/2020/wordml/sdtdatahash" xmlns:w16sdtfl="http://schemas.microsoft.com/office/word/2024/wordml/sdtformatlock" xmlns:w16se="http://schemas.microsoft.com/office/word/2015/wordml/symex" xmlns:wpg="http://schemas.microsoft.com/office/word/2010/wordprocessingGroup" xmlns:wpi="http://schemas.microsoft.com/office/word/2010/wordprocessingInk" xmlns:wne="http://schemas.microsoft.com/office/word/2006/wordml" xmlns:wps="http://schemas.microsoft.com/office/word/2010/wordprocessingShape" mc:Ignorable="w14 w15 w16se w16cid w16 w16cex w16sdtdh w16sdtfl w16du wp14">
   <w:p>
     <w:pPr>
       <w:pStyle w:val="Header"/>
@@ -2050,7 +2048,7 @@
 </file>
 
 <file path=word/numbering.xml><?xml version="1.0" encoding="utf-8"?>
-<w:numbering xmlns:wpc="http://schemas.microsoft.com/office/word/2010/wordprocessingCanvas" xmlns:cx="http://schemas.microsoft.com/office/drawing/2014/chartex" xmlns:cx1="http://schemas.microsoft.com/office/drawing/2015/9/8/chartex" xmlns:mc="http://schemas.openxmlformats.org/markup-compatibility/2006" xmlns:o="urn:schemas-microsoft-com:office:office" xmlns:r="http://schemas.openxmlformats.org/officeDocument/2006/relationships" xmlns:m="http://schemas.openxmlformats.org/officeDocument/2006/math" xmlns:v="urn:schemas-microsoft-com:vml" xmlns:wp14="http://schemas.microsoft.com/office/word/2010/wordprocessingDrawing" xmlns:wp="http://schemas.openxmlformats.org/drawingml/2006/wordprocessingDrawing" xmlns:w10="urn:schemas-microsoft-com:office:word" xmlns:w="http://schemas.openxmlformats.org/wordprocessingml/2006/main" xmlns:w14="http://schemas.microsoft.com/office/word/2010/wordml" xmlns:w15="http://schemas.microsoft.com/office/word/2012/wordml" xmlns:w16se="http://schemas.microsoft.com/office/word/2015/wordml/symex" xmlns:wpg="http://schemas.microsoft.com/office/word/2010/wordprocessingGroup" xmlns:wpi="http://schemas.microsoft.com/office/word/2010/wordprocessingInk" xmlns:wne="http://schemas.microsoft.com/office/word/2006/wordml" xmlns:wps="http://schemas.microsoft.com/office/word/2010/wordprocessingShape" mc:Ignorable="w14 w15 w16se wp14">
+<w:numbering xmlns:wpc="http://schemas.microsoft.com/office/word/2010/wordprocessingCanvas" xmlns:cx="http://schemas.microsoft.com/office/drawing/2014/chartex" xmlns:cx1="http://schemas.microsoft.com/office/drawing/2015/9/8/chartex" xmlns:cx2="http://schemas.microsoft.com/office/drawing/2015/10/21/chartex" xmlns:cx3="http://schemas.microsoft.com/office/drawing/2016/5/9/chartex" xmlns:cx4="http://schemas.microsoft.com/office/drawing/2016/5/10/chartex" xmlns:cx5="http://schemas.microsoft.com/office/drawing/2016/5/11/chartex" xmlns:cx6="http://schemas.microsoft.com/office/drawing/2016/5/12/chartex" xmlns:cx7="http://schemas.microsoft.com/office/drawing/2016/5/13/chartex" xmlns:cx8="http://schemas.microsoft.com/office/drawing/2016/5/14/chartex" xmlns:mc="http://schemas.openxmlformats.org/markup-compatibility/2006" xmlns:aink="http://schemas.microsoft.com/office/drawing/2016/ink" xmlns:am3d="http://schemas.microsoft.com/office/drawing/2017/model3d" xmlns:o="urn:schemas-microsoft-com:office:office" xmlns:oel="http://schemas.microsoft.com/office/2019/extlst" xmlns:r="http://schemas.openxmlformats.org/officeDocument/2006/relationships" xmlns:m="http://schemas.openxmlformats.org/officeDocument/2006/math" xmlns:v="urn:schemas-microsoft-com:vml" xmlns:wp14="http://schemas.microsoft.com/office/word/2010/wordprocessingDrawing" xmlns:wp="http://schemas.openxmlformats.org/drawingml/2006/wordprocessingDrawing" xmlns:w10="urn:schemas-microsoft-com:office:word" xmlns:w="http://schemas.openxmlformats.org/wordprocessingml/2006/main" xmlns:w14="http://schemas.microsoft.com/office/word/2010/wordml" xmlns:w15="http://schemas.microsoft.com/office/word/2012/wordml" xmlns:w16cex="http://schemas.microsoft.com/office/word/2018/wordml/cex" xmlns:w16cid="http://schemas.microsoft.com/office/word/2016/wordml/cid" xmlns:w16="http://schemas.microsoft.com/office/word/2018/wordml" xmlns:w16du="http://schemas.microsoft.com/office/word/2023/wordml/word16du" xmlns:w16sdtdh="http://schemas.microsoft.com/office/word/2020/wordml/sdtdatahash" xmlns:w16sdtfl="http://schemas.microsoft.com/office/word/2024/wordml/sdtformatlock" xmlns:w16se="http://schemas.microsoft.com/office/word/2015/wordml/symex" xmlns:wpg="http://schemas.microsoft.com/office/word/2010/wordprocessingGroup" xmlns:wpi="http://schemas.microsoft.com/office/word/2010/wordprocessingInk" xmlns:wne="http://schemas.microsoft.com/office/word/2006/wordml" xmlns:wps="http://schemas.microsoft.com/office/word/2010/wordprocessingShape" mc:Ignorable="w14 w15 w16se w16cid w16 w16cex w16sdtdh w16sdtfl w16du wp14">
   <w:abstractNum w:abstractNumId="0" w15:restartNumberingAfterBreak="0">
     <w:nsid w:val="5AD55BB2"/>
     <w:multiLevelType w:val="hybridMultilevel"/>
@@ -2143,14 +2141,14 @@
       </w:pPr>
     </w:lvl>
   </w:abstractNum>
-  <w:num w:numId="1">
+  <w:num w:numId="1" w16cid:durableId="1795518719">
     <w:abstractNumId w:val="0"/>
   </w:num>
 </w:numbering>
 </file>
 
 <file path=word/styles.xml><?xml version="1.0" encoding="utf-8"?>
-<w:styles xmlns:mc="http://schemas.openxmlformats.org/markup-compatibility/2006" xmlns:r="http://schemas.openxmlformats.org/officeDocument/2006/relationships" xmlns:w="http://schemas.openxmlformats.org/wordprocessingml/2006/main" xmlns:w14="http://schemas.microsoft.com/office/word/2010/wordml" xmlns:w15="http://schemas.microsoft.com/office/word/2012/wordml" xmlns:w16se="http://schemas.microsoft.com/office/word/2015/wordml/symex" mc:Ignorable="w14 w15 w16se">
+<w:styles xmlns:mc="http://schemas.openxmlformats.org/markup-compatibility/2006" xmlns:r="http://schemas.openxmlformats.org/officeDocument/2006/relationships" xmlns:w="http://schemas.openxmlformats.org/wordprocessingml/2006/main" xmlns:w14="http://schemas.microsoft.com/office/word/2010/wordml" xmlns:w15="http://schemas.microsoft.com/office/word/2012/wordml" xmlns:w16cex="http://schemas.microsoft.com/office/word/2018/wordml/cex" xmlns:w16cid="http://schemas.microsoft.com/office/word/2016/wordml/cid" xmlns:w16="http://schemas.microsoft.com/office/word/2018/wordml" xmlns:w16du="http://schemas.microsoft.com/office/word/2023/wordml/word16du" xmlns:w16sdtdh="http://schemas.microsoft.com/office/word/2020/wordml/sdtdatahash" xmlns:w16sdtfl="http://schemas.microsoft.com/office/word/2024/wordml/sdtformatlock" xmlns:w16se="http://schemas.microsoft.com/office/word/2015/wordml/symex" mc:Ignorable="w14 w15 w16se w16cid w16 w16cex w16sdtdh w16sdtfl w16du">
   <w:docDefaults>
     <w:rPrDefault>
       <w:rPr>
@@ -2166,7 +2164,7 @@
       </w:pPr>
     </w:pPrDefault>
   </w:docDefaults>
-  <w:latentStyles w:defLockedState="0" w:defUIPriority="99" w:defSemiHidden="0" w:defUnhideWhenUsed="0" w:defQFormat="0" w:count="371">
+  <w:latentStyles w:defLockedState="0" w:defUIPriority="99" w:defSemiHidden="0" w:defUnhideWhenUsed="0" w:defQFormat="0" w:count="376">
     <w:lsdException w:name="Normal" w:uiPriority="0" w:qFormat="1"/>
     <w:lsdException w:name="heading 1" w:uiPriority="9" w:qFormat="1"/>
     <w:lsdException w:name="heading 2" w:semiHidden="1" w:uiPriority="9" w:unhideWhenUsed="1" w:qFormat="1"/>
@@ -2538,6 +2536,11 @@
     <w:lsdException w:name="List Table 5 Dark Accent 6" w:uiPriority="50"/>
     <w:lsdException w:name="List Table 6 Colorful Accent 6" w:uiPriority="51"/>
     <w:lsdException w:name="List Table 7 Colorful Accent 6" w:uiPriority="52"/>
+    <w:lsdException w:name="Mention" w:semiHidden="1" w:unhideWhenUsed="1"/>
+    <w:lsdException w:name="Smart Hyperlink" w:semiHidden="1" w:unhideWhenUsed="1"/>
+    <w:lsdException w:name="Hashtag" w:semiHidden="1" w:unhideWhenUsed="1"/>
+    <w:lsdException w:name="Unresolved Mention" w:semiHidden="1" w:unhideWhenUsed="1"/>
+    <w:lsdException w:name="Smart Link" w:semiHidden="1" w:unhideWhenUsed="1"/>
   </w:latentStyles>
   <w:style w:type="paragraph" w:default="1" w:styleId="Normal">
     <w:name w:val="Normal"/>
